--- a/App/documents/Alteração Cadastral.docx
+++ b/App/documents/Alteração Cadastral.docx
@@ -80,7 +80,7 @@
     </w:p>
     <w:p>
       <w:r>
-        <w:t>==================================================================</w:t>
+        <w:t>---DOCUMENTO---</w:t>
       </w:r>
     </w:p>
     <w:p>
@@ -151,7 +151,7 @@
     </w:p>
     <w:p>
       <w:r>
-        <w:t>==================================================================</w:t>
+        <w:t>---DOCUMENTO---</w:t>
       </w:r>
     </w:p>
     <w:p>
